--- a/templates/reference.docx
+++ b/templates/reference.docx
@@ -521,7 +521,6 @@
                 <w:b/>
               </w:rPr>
             </w:pPr>
-            <w:bookmarkStart w:id="3" w:name="_GoBack"/>
             <w:r>
               <w:rPr>
                 <w:rFonts w:ascii="Times New Roman" w:hAnsi="Times New Roman"/>
@@ -556,7 +555,6 @@
           </w:p>
         </w:tc>
       </w:tr>
-      <w:bookmarkEnd w:id="3"/>
       <w:tr>
         <w:trPr>
           <w:trHeight w:val="403" w:hRule="atLeast"/>
@@ -1927,7 +1925,8 @@
       </w:pPr>
     </w:p>
     <w:sectPr>
-      <w:footerReference r:id="rId3" w:type="default"/>
+      <w:headerReference r:id="rId3" w:type="default"/>
+      <w:footerReference r:id="rId4" w:type="default"/>
       <w:pgSz w:w="11906" w:h="16838"/>
       <w:pgMar w:top="1440" w:right="1800" w:bottom="1440" w:left="1800" w:header="794" w:footer="850" w:gutter="0"/>
       <w:pgNumType w:start="1"/>
@@ -1995,7 +1994,6 @@
         <w:bCs/>
         <w:sz w:val="21"/>
         <w:szCs w:val="21"/>
-        <w:lang/>
       </w:rPr>
       <w:t>11</w:t>
     </w:r>
@@ -2077,7 +2075,6 @@
         <w:bCs/>
         <w:sz w:val="21"/>
         <w:szCs w:val="21"/>
-        <w:lang/>
       </w:rPr>
       <w:instrText xml:space="preserve">3</w:instrText>
     </w:r>
@@ -2146,6 +2143,66 @@
     </w:r>
   </w:p>
 </w:ftr>
+</file>
+
+<file path=word/header1.xml><?xml version="1.0" encoding="utf-8"?>
+<w:hdr xmlns:wpc="http://schemas.microsoft.com/office/word/2010/wordprocessingCanvas" xmlns:mc="http://schemas.openxmlformats.org/markup-compatibility/2006" xmlns:o="urn:schemas-microsoft-com:office:office" xmlns:r="http://schemas.openxmlformats.org/officeDocument/2006/relationships" xmlns:m="http://schemas.openxmlformats.org/officeDocument/2006/math" xmlns:v="urn:schemas-microsoft-com:vml" xmlns:wp14="http://schemas.microsoft.com/office/word/2010/wordprocessingDrawing" xmlns:wp="http://schemas.openxmlformats.org/drawingml/2006/wordprocessingDrawing" xmlns:w10="urn:schemas-microsoft-com:office:word" xmlns:w="http://schemas.openxmlformats.org/wordprocessingml/2006/main" xmlns:w14="http://schemas.microsoft.com/office/word/2010/wordml" xmlns:w15="http://schemas.microsoft.com/office/word/2012/wordml" xmlns:wpg="http://schemas.microsoft.com/office/word/2010/wordprocessingGroup" xmlns:wpi="http://schemas.microsoft.com/office/word/2010/wordprocessingInk" xmlns:wne="http://schemas.microsoft.com/office/word/2006/wordml" xmlns:wps="http://schemas.microsoft.com/office/word/2010/wordprocessingShape" xmlns:wpsCustomData="http://www.wps.cn/officeDocument/2013/wpsCustomData" mc:Ignorable="w14 w15 wp14">
+  <w:p>
+    <w:pPr>
+      <w:pStyle w:val="23"/>
+      <w:jc w:val="left"/>
+      <w:rPr>
+        <w:rFonts w:hint="eastAsia" w:eastAsia="宋体"/>
+        <w:lang w:val="en-US" w:eastAsia="zh-CN"/>
+      </w:rPr>
+    </w:pPr>
+    <w:r>
+      <w:rPr>
+        <w:rFonts w:hint="eastAsia" w:eastAsia="宋体"/>
+        <w:lang w:val="en-US" w:eastAsia="zh-CN"/>
+      </w:rPr>
+      <w:drawing>
+        <wp:inline distT="0" distB="0" distL="114300" distR="114300">
+          <wp:extent cx="274320" cy="274320"/>
+          <wp:effectExtent l="0" t="0" r="5080" b="5080"/>
+          <wp:docPr id="1" name="图片 1" descr="111"/>
+          <wp:cNvGraphicFramePr>
+            <a:graphicFrameLocks xmlns:a="http://schemas.openxmlformats.org/drawingml/2006/main" noChangeAspect="1"/>
+          </wp:cNvGraphicFramePr>
+          <a:graphic xmlns:a="http://schemas.openxmlformats.org/drawingml/2006/main">
+            <a:graphicData uri="http://schemas.openxmlformats.org/drawingml/2006/picture">
+              <pic:pic xmlns:pic="http://schemas.openxmlformats.org/drawingml/2006/picture">
+                <pic:nvPicPr>
+                  <pic:cNvPr id="1" name="图片 1" descr="111"/>
+                  <pic:cNvPicPr>
+                    <a:picLocks noChangeAspect="1"/>
+                  </pic:cNvPicPr>
+                </pic:nvPicPr>
+                <pic:blipFill>
+                  <a:blip r:embed="rId1"/>
+                  <a:stretch>
+                    <a:fillRect/>
+                  </a:stretch>
+                </pic:blipFill>
+                <pic:spPr>
+                  <a:xfrm>
+                    <a:off x="0" y="0"/>
+                    <a:ext cx="274320" cy="274320"/>
+                  </a:xfrm>
+                  <a:prstGeom prst="rect">
+                    <a:avLst/>
+                  </a:prstGeom>
+                </pic:spPr>
+              </pic:pic>
+            </a:graphicData>
+          </a:graphic>
+        </wp:inline>
+      </w:drawing>
+    </w:r>
+    <w:bookmarkStart w:id="3" w:name="_GoBack"/>
+    <w:bookmarkEnd w:id="3"/>
+  </w:p>
+</w:hdr>
 </file>
 
 <file path=word/numbering.xml><?xml version="1.0" encoding="utf-8"?>
@@ -4633,7 +4690,6 @@
     <w:lsdException w:unhideWhenUsed="0" w:uiPriority="63" w:semiHidden="0" w:name="Medium Shading 1 Accent 1"/>
     <w:lsdException w:unhideWhenUsed="0" w:uiPriority="64" w:semiHidden="0" w:name="Medium Shading 2 Accent 1"/>
     <w:lsdException w:unhideWhenUsed="0" w:uiPriority="65" w:semiHidden="0" w:name="Medium List 1 Accent 1"/>
-    <w:lsdException w:unhideWhenUsed="0" w:uiPriority="99" w:name=""/>
     <w:lsdException w:qFormat="1" w:unhideWhenUsed="0" w:uiPriority="99" w:semiHidden="0" w:name="List Paragraph"/>
     <w:lsdException w:qFormat="1" w:unhideWhenUsed="0" w:uiPriority="30" w:semiHidden="0" w:name="Intense Quote"/>
     <w:lsdException w:unhideWhenUsed="0" w:uiPriority="66" w:semiHidden="0" w:name="Medium List 2 Accent 1"/>
@@ -4724,6 +4780,7 @@
       <w:jc w:val="both"/>
     </w:pPr>
     <w:rPr>
+      <w:rFonts w:ascii="Calibri" w:hAnsi="Calibri" w:eastAsia="宋体" w:cs="Times New Roman"/>
       <w:kern w:val="2"/>
       <w:sz w:val="21"/>
       <w:szCs w:val="21"/>
@@ -4947,7 +5004,6 @@
     <w:unhideWhenUsed/>
     <w:uiPriority w:val="99"/>
     <w:tblPr>
-      <w:tblStyle w:val="33"/>
       <w:tblCellMar>
         <w:top w:w="0" w:type="dxa"/>
         <w:left w:w="108" w:type="dxa"/>
@@ -5035,7 +5091,7 @@
       <w:jc w:val="both"/>
     </w:pPr>
     <w:rPr>
-      <w:rFonts w:ascii="宋体" w:hAnsi="宋体"/>
+      <w:rFonts w:ascii="宋体" w:hAnsi="宋体" w:eastAsia="宋体" w:cs="Times New Roman"/>
       <w:sz w:val="24"/>
       <w:lang w:val="en-US" w:eastAsia="zh-CN" w:bidi="ar-SA"/>
     </w:rPr>
@@ -5290,7 +5346,6 @@
     <w:qFormat/>
     <w:uiPriority w:val="39"/>
     <w:tblPr>
-      <w:tblStyle w:val="33"/>
       <w:tblBorders>
         <w:top w:val="single" w:color="auto" w:sz="4" w:space="0"/>
         <w:left w:val="single" w:color="auto" w:sz="4" w:space="0"/>
@@ -5332,7 +5387,6 @@
   </w:style>
   <w:style w:type="character" w:customStyle="1" w:styleId="39">
     <w:name w:val="标题 1 字符"/>
-    <w:aliases w:val="1 字符,1    标题 1 字符,36标题 1 字符,36标题1 字符,[Alt+1][SWIEE] 字符,名称 字符,标题 1 (1. ) 字符,标题1 字符,标题11 字符,标题111 字符,标题12 字符,标题121 字符,标题13 字符,标题131 字符,标题14 字符,标题141 字符,标题15 字符,标题151 字符,标题16 字符,标题161 字符,标题17 字符,标题171 字符,标题18 字符,章 字符,章节 字符,章节1 字符,章节10 字符,章节11 字符"/>
     <w:link w:val="2"/>
     <w:qFormat/>
     <w:uiPriority w:val="9"/>
@@ -5346,7 +5400,6 @@
   </w:style>
   <w:style w:type="character" w:customStyle="1" w:styleId="40">
     <w:name w:val="标题 2 字符"/>
-    <w:aliases w:val="1.1 字符,36标题 2 字符,36标题2 字符,[Alt+2][SWIEE] 字符,h2 字符,条 字符,标题 2  (1.1 ) 字符,章.节 字符,第一层条 字符,第一层条1 字符,第一层条10 字符,第一层条101 字符,第一层条11 字符,第一层条111 字符,第一层条12 字符,第一层条13 字符,第一层条14 字符,第一层条2 字符,第一层条21 字符,第一层条3 字符,第一层条31 字符,第一层条4 字符,第一层条41 字符,第一层条5 字符,第一层条51 字符"/>
     <w:link w:val="3"/>
     <w:qFormat/>
     <w:uiPriority w:val="9"/>
@@ -5360,7 +5413,6 @@
   </w:style>
   <w:style w:type="character" w:customStyle="1" w:styleId="41">
     <w:name w:val="标题 3 字符"/>
-    <w:aliases w:val="1.1.1 字符,1.1.1 标题 3 字符,1.黑小三 字符,2 字符,36标题 3 字符,36标题3 字符,[Alt+3][SWIEE] 字符,分节 字符,标题9 字符,第三层 字符,第二层条 字符,第二层条1 字符,第二层条10 字符,第二层条101 字符,第二层条11 字符,第二层条111 字符,第二层条12 字符,第二层条121 字符,第二层条13 字符,第二层条14 字符,第二层条2 字符,第二层条21 字符,第二层条3 字符,第二层条31 字符,第二层条4 字符,黑 字符"/>
     <w:link w:val="4"/>
     <w:qFormat/>
     <w:uiPriority w:val="9"/>
@@ -5374,7 +5426,6 @@
   </w:style>
   <w:style w:type="character" w:customStyle="1" w:styleId="42">
     <w:name w:val="标题 4 字符"/>
-    <w:aliases w:val="Alt+4 字符,第三层条 字符"/>
     <w:link w:val="5"/>
     <w:qFormat/>
     <w:uiPriority w:val="9"/>
@@ -5388,7 +5439,6 @@
   </w:style>
   <w:style w:type="character" w:customStyle="1" w:styleId="43">
     <w:name w:val="标题 5 字符"/>
-    <w:aliases w:val="(1.1.1.1.1 ) 字符,36标题 5 字符,36标题5 字符,[Alt+5] 字符,[Alt+5][SWIEE] 字符,dash 字符,dd 字符,ds 字符,h5 字符,五级标题 字符,口 字符,标题 5(图题) 字符,标题 5(图题) Char 字符,第五层 字符,第四层 字符,第四层条 字符,第四层条1 字符,第四层条10 字符,第四层条11 字符,第四层条12 字符,第四层条13 字符,第四层条14 字符,第四层条2 字符,第四层条21 字符,第四层条3 字符"/>
     <w:link w:val="6"/>
     <w:qFormat/>
     <w:uiPriority w:val="9"/>
@@ -5402,7 +5452,6 @@
   </w:style>
   <w:style w:type="character" w:customStyle="1" w:styleId="44">
     <w:name w:val="标题 6 字符"/>
-    <w:aliases w:val="36标题6 字符,[Alt+6] 字符,[Alt+6][SWIEE] 字符,标题 6(表头) 字符,标题7 字符,第五层条 字符,第五层条1 字符,第五层条10 字符,第五层条11 字符,第五层条110 字符,第五层条12 字符,第五层条13 字符,第五层条14 字符,第五层条15 字符,第五层条16 字符,第五层条17 字符,第五层条18 字符,第五层条19 字符,第五层条2 字符,第五层条20 字符,第五层条21 字符,第五层条22 字符,第五层条23 字符,第五层条24 字符"/>
     <w:link w:val="7"/>
     <w:qFormat/>
     <w:uiPriority w:val="9"/>
@@ -5472,7 +5521,6 @@
   </w:style>
   <w:style w:type="character" w:customStyle="1" w:styleId="50">
     <w:name w:val="题注 字符"/>
-    <w:aliases w:val="CaptionÍ¼±í 字符,Í¼ 字符,Í¼±í 字符,图 字符,图1 字符,图10 字符,图101 字符,图11 字符,图111 字符,图12 字符,图121 字符,图13 字符,图131 字符,图14 字符,图141 字符,图15 字符,图151 字符,图16 字符,图161 字符,图17 字符,图171 字符,图18 字符,图19 字符,图2 字符,图20 字符,图21 字符,图3 字符,图31 字符,图4 字符,图41 字符,图5 字符,图51 字符,图6 字符,图61 字符"/>
     <w:link w:val="13"/>
     <w:qFormat/>
     <w:uiPriority w:val="0"/>
@@ -5541,7 +5589,6 @@
   </w:style>
   <w:style w:type="character" w:customStyle="1" w:styleId="56">
     <w:name w:val="标题 字符"/>
-    <w:aliases w:val="（Alt+0） 字符"/>
     <w:link w:val="31"/>
     <w:qFormat/>
     <w:uiPriority w:val="0"/>
@@ -6256,7 +6303,7 @@
       <w:outlineLvl w:val="1"/>
     </w:pPr>
     <w:rPr>
-      <w:rFonts w:ascii="SimHei" w:hAnsi="宋体" w:eastAsia="SimHei"/>
+      <w:rFonts w:ascii="SimHei" w:hAnsi="宋体" w:eastAsia="SimHei" w:cs="Times New Roman"/>
       <w:sz w:val="24"/>
       <w:lang w:val="en-US" w:eastAsia="zh-CN" w:bidi="ar-SA"/>
     </w:rPr>
@@ -6270,7 +6317,7 @@
       <w:ind w:firstLine="504" w:firstLineChars="200"/>
     </w:pPr>
     <w:rPr>
-      <w:rFonts w:ascii="Times New Roman" w:hAnsi="Times New Roman"/>
+      <w:rFonts w:ascii="Times New Roman" w:hAnsi="Times New Roman" w:eastAsia="宋体" w:cs="Times New Roman"/>
       <w:spacing w:val="6"/>
       <w:sz w:val="24"/>
       <w:lang w:val="en-US" w:eastAsia="zh-CN" w:bidi="ar-SA"/>
@@ -6293,7 +6340,6 @@
   </w:style>
   <w:style w:type="character" w:customStyle="1" w:styleId="106">
     <w:name w:val="列表段落 字符"/>
-    <w:aliases w:val="列表段落1 字符"/>
     <w:link w:val="105"/>
     <w:qFormat/>
     <w:uiPriority w:val="99"/>
@@ -6399,7 +6445,7 @@
       <w:jc w:val="both"/>
     </w:pPr>
     <w:rPr>
-      <w:rFonts w:ascii="宋体" w:hAnsi="Times New Roman"/>
+      <w:rFonts w:ascii="宋体" w:hAnsi="Times New Roman" w:eastAsia="宋体" w:cs="Times New Roman"/>
       <w:sz w:val="21"/>
       <w:lang w:val="en-US" w:eastAsia="zh-CN" w:bidi="ar-SA"/>
     </w:rPr>
@@ -6472,7 +6518,6 @@
   </w:style>
   <w:style w:type="character" w:customStyle="1" w:styleId="117">
     <w:name w:val="正文格式 Char"/>
-    <w:aliases w:val="Alt+Z Char"/>
     <w:link w:val="116"/>
     <w:qFormat/>
     <w:uiPriority w:val="0"/>
@@ -6522,7 +6567,7 @@
       <w:outlineLvl w:val="0"/>
     </w:pPr>
     <w:rPr>
-      <w:rFonts w:ascii="SimHei" w:hAnsi="Times New Roman" w:eastAsia="SimHei"/>
+      <w:rFonts w:ascii="SimHei" w:hAnsi="Times New Roman" w:eastAsia="SimHei" w:cs="Times New Roman"/>
       <w:sz w:val="24"/>
       <w:lang w:val="en-US" w:eastAsia="zh-CN" w:bidi="ar-SA"/>
     </w:rPr>
@@ -6934,7 +6979,7 @@
       <w:jc w:val="both"/>
     </w:pPr>
     <w:rPr>
-      <w:rFonts w:ascii="宋体" w:hAnsi="Times New Roman"/>
+      <w:rFonts w:ascii="宋体" w:hAnsi="Times New Roman" w:eastAsia="宋体" w:cs="Times New Roman"/>
       <w:sz w:val="21"/>
       <w:lang w:val="en-US" w:eastAsia="zh-CN" w:bidi="ar-SA"/>
     </w:rPr>
@@ -6954,7 +6999,7 @@
       <w:jc w:val="both"/>
     </w:pPr>
     <w:rPr>
-      <w:rFonts w:ascii="宋体" w:hAnsi="宋体"/>
+      <w:rFonts w:ascii="宋体" w:hAnsi="宋体" w:eastAsia="宋体" w:cs="Times New Roman"/>
       <w:sz w:val="24"/>
       <w:lang w:val="en-US" w:eastAsia="zh-CN" w:bidi="ar-SA"/>
     </w:rPr>
@@ -7125,8 +7170,8 @@
     <w:name w:val="el-dialog__title"/>
     <w:uiPriority w:val="0"/>
   </w:style>
-  <w:style w:type="paragraph" w:styleId="163">
-    <w:name w:val=""/>
+  <w:style w:type="paragraph" w:customStyle="1" w:styleId="163">
+    <w:name w:val="_Style 162"/>
     <w:basedOn w:val="2"/>
     <w:next w:val="1"/>
     <w:unhideWhenUsed/>
@@ -7191,12 +7236,12 @@
       <w:shd w:val="clear" w:color="auto" w:fill="E1DFDD"/>
     </w:rPr>
   </w:style>
-  <w:style w:type="paragraph" w:styleId="167">
-    <w:name w:val=""/>
+  <w:style w:type="paragraph" w:customStyle="1" w:styleId="167">
+    <w:name w:val="_Style 166"/>
     <w:semiHidden/>
     <w:uiPriority w:val="99"/>
     <w:rPr>
-      <w:rFonts w:ascii="等线" w:hAnsi="等线" w:eastAsia="等线"/>
+      <w:rFonts w:ascii="等线" w:hAnsi="等线" w:eastAsia="等线" w:cs="Times New Roman"/>
       <w:kern w:val="2"/>
       <w:sz w:val="21"/>
       <w:szCs w:val="22"/>
@@ -7229,7 +7274,6 @@
       <w:szCs w:val="21"/>
     </w:rPr>
     <w:tblPr>
-      <w:tblStyle w:val="33"/>
       <w:tblBorders>
         <w:top w:val="single" w:color="auto" w:sz="4" w:space="0"/>
         <w:left w:val="single" w:color="auto" w:sz="4" w:space="0"/>
@@ -7249,7 +7293,6 @@
       <w:szCs w:val="21"/>
     </w:rPr>
     <w:tblPr>
-      <w:tblStyle w:val="33"/>
       <w:tblBorders>
         <w:top w:val="single" w:color="auto" w:sz="4" w:space="0"/>
         <w:left w:val="single" w:color="auto" w:sz="4" w:space="0"/>
@@ -7262,7 +7305,6 @@
   </w:style>
   <w:style w:type="character" w:customStyle="1" w:styleId="171">
     <w:name w:val="题注 字符1"/>
-    <w:aliases w:val="CaptionÍ¼±í 字符1,Í¼ 字符1,Í¼±í 字符1,图1 字符1,图10 字符1,图11 字符1,图12 字符1,图13 字符1,图14 字符1,图2 字符1,图3 字符1,图4 字符1,图5 字符1,图6 字符1,图7 字符1,图8 字符1,图9 字符1,题注 Char Char Char Char 字符1,题注 Char Char Char 字符1,题注 Char Char 字符1,题注 Char1 Char Char 字符1,题注 Char1 字符1,（图） 字符1"/>
     <w:qFormat/>
     <w:uiPriority w:val="0"/>
     <w:rPr>
@@ -7334,7 +7376,6 @@
       <w:kern w:val="0"/>
       <w:sz w:val="32"/>
       <w:szCs w:val="20"/>
-      <w:lang/>
     </w:rPr>
   </w:style>
   <w:style w:type="paragraph" w:customStyle="1" w:styleId="175">
@@ -7483,7 +7524,6 @@
   </w:style>
   <w:style w:type="character" w:customStyle="1" w:styleId="184">
     <w:name w:val="标题 字符1"/>
-    <w:aliases w:val="（Alt+0） 字符1"/>
     <w:uiPriority w:val="10"/>
     <w:rPr>
       <w:rFonts w:ascii="Arial" w:hAnsi="Arial" w:eastAsia="SimHei" w:cs="Arial"/>
@@ -7496,7 +7536,6 @@
   </w:style>
   <w:style w:type="character" w:customStyle="1" w:styleId="185">
     <w:name w:val="列出段落 字符1"/>
-    <w:aliases w:val="列表段落 字符1,列表段落1 字符1"/>
     <w:uiPriority w:val="99"/>
     <w:rPr>
       <w:rFonts w:ascii="Arial" w:hAnsi="Arial" w:eastAsia="宋体" w:cs="Times New Roman"/>
@@ -7589,7 +7628,6 @@
   </w:style>
   <w:style w:type="character" w:customStyle="1" w:styleId="192">
     <w:name w:val="标题 Char1"/>
-    <w:aliases w:val="（Alt+0） Char1"/>
     <w:locked/>
     <w:uiPriority w:val="0"/>
     <w:rPr>
@@ -7806,7 +7844,6 @@
       <w:szCs w:val="21"/>
     </w:rPr>
     <w:tblPr>
-      <w:tblStyle w:val="33"/>
       <w:tblBorders>
         <w:top w:val="single" w:color="auto" w:sz="4" w:space="0"/>
         <w:left w:val="single" w:color="auto" w:sz="4" w:space="0"/>
@@ -7916,7 +7953,6 @@
       <w:szCs w:val="21"/>
     </w:rPr>
     <w:tblPr>
-      <w:tblStyle w:val="33"/>
       <w:tblBorders>
         <w:top w:val="single" w:color="auto" w:sz="4" w:space="0"/>
         <w:left w:val="single" w:color="auto" w:sz="4" w:space="0"/>
@@ -7936,7 +7972,6 @@
       <w:szCs w:val="21"/>
     </w:rPr>
     <w:tblPr>
-      <w:tblStyle w:val="33"/>
       <w:tblBorders>
         <w:top w:val="single" w:color="auto" w:sz="4" w:space="0"/>
         <w:left w:val="single" w:color="auto" w:sz="4" w:space="0"/>
@@ -7956,7 +7991,6 @@
       <w:szCs w:val="21"/>
     </w:rPr>
     <w:tblPr>
-      <w:tblStyle w:val="33"/>
       <w:tblBorders>
         <w:top w:val="single" w:color="auto" w:sz="4" w:space="0"/>
         <w:left w:val="single" w:color="auto" w:sz="4" w:space="0"/>
@@ -7976,7 +8010,6 @@
       <w:szCs w:val="21"/>
     </w:rPr>
     <w:tblPr>
-      <w:tblStyle w:val="33"/>
       <w:tblBorders>
         <w:top w:val="single" w:color="auto" w:sz="4" w:space="0"/>
         <w:left w:val="single" w:color="auto" w:sz="4" w:space="0"/>
@@ -7996,6 +8029,7 @@
       <w:jc w:val="both"/>
     </w:pPr>
     <w:rPr>
+      <w:rFonts w:ascii="Calibri" w:hAnsi="Calibri" w:eastAsia="宋体" w:cs="Times New Roman"/>
       <w:kern w:val="2"/>
       <w:lang w:val="en-US" w:eastAsia="zh-CN" w:bidi="ar-SA"/>
     </w:rPr>
@@ -8153,7 +8187,6 @@
       <w:szCs w:val="22"/>
     </w:rPr>
     <w:tblPr>
-      <w:tblStyle w:val="33"/>
       <w:tblBorders>
         <w:top w:val="single" w:color="auto" w:sz="8" w:space="0"/>
         <w:left w:val="single" w:color="auto" w:sz="8" w:space="0"/>
@@ -8176,9 +8209,7 @@
         <w:b w:val="0"/>
         <w:sz w:val="24"/>
       </w:rPr>
-      <w:tblPr>
-        <w:tblStyle w:val="33"/>
-      </w:tblPr>
+      <w:tblPr/>
       <w:trPr>
         <w:tblHeader/>
       </w:trPr>
